--- a/docassemble/MLRITenantAccommodationsRequest/data/templates/reasonable-accomodation-request-letter-to-landlord.docx
+++ b/docassemble/MLRITenantAccommodationsRequest/data/templates/reasonable-accomodation-request-letter-to-landlord.docx
@@ -134,73 +134,9 @@
         </w:rPr>
       </w:pPr>
       <w:r>
-        <w:rPr>
-          <w:rFonts w:ascii="Times New Roman" w:hAnsi="Times New Roman" w:cs="Times New Roman"/>
-          <w:color w:val="211D1E"/>
-        </w:rPr>
-        <w:t>{{ landlords[0].</w:t>
-      </w:r>
-      <w:proofErr w:type="spellStart"/>
-      <w:r>
-        <w:rPr>
-          <w:rFonts w:ascii="Times New Roman" w:hAnsi="Times New Roman" w:cs="Times New Roman"/>
-          <w:color w:val="211D1E"/>
-        </w:rPr>
-        <w:t>name.full</w:t>
-      </w:r>
-      <w:proofErr w:type="spellEnd"/>
-      <w:r>
-        <w:rPr>
-          <w:rFonts w:ascii="Times New Roman" w:hAnsi="Times New Roman" w:cs="Times New Roman"/>
-          <w:color w:val="211D1E"/>
-        </w:rPr>
-        <w:t>() }}</w:t>
-      </w:r>
-      <w:r>
-        <w:rPr>
-          <w:rFonts w:ascii="Times New Roman" w:hAnsi="Times New Roman" w:cs="Times New Roman"/>
-          <w:i/>
-          <w:iCs/>
-          <w:color w:val="211D1E"/>
-        </w:rPr>
+        <w:t>{{ landlords[0].name.full() }}</w:t>
         <w:br/>
-      </w:r>
-      <w:r>
-        <w:rPr>
-          <w:rFonts w:ascii="Times New Roman" w:hAnsi="Times New Roman" w:cs="Times New Roman"/>
-          <w:color w:val="211D1E"/>
-        </w:rPr>
-        <w:t>{{ landlords[0].</w:t>
-      </w:r>
-      <w:proofErr w:type="spellStart"/>
-      <w:r>
-        <w:rPr>
-          <w:rFonts w:ascii="Times New Roman" w:hAnsi="Times New Roman" w:cs="Times New Roman"/>
-          <w:color w:val="211D1E"/>
-        </w:rPr>
-        <w:t>address</w:t>
-      </w:r>
-      <w:r>
-        <w:rPr>
-          <w:rFonts w:ascii="Times New Roman" w:hAnsi="Times New Roman" w:cs="Times New Roman"/>
-          <w:color w:val="211D1E"/>
-        </w:rPr>
-        <w:t>.block</w:t>
-      </w:r>
-      <w:proofErr w:type="spellEnd"/>
-      <w:r>
-        <w:rPr>
-          <w:rFonts w:ascii="Times New Roman" w:hAnsi="Times New Roman" w:cs="Times New Roman"/>
-          <w:color w:val="211D1E"/>
-        </w:rPr>
-        <w:t>()</w:t>
-      </w:r>
-      <w:r>
-        <w:rPr>
-          <w:rFonts w:ascii="Times New Roman" w:hAnsi="Times New Roman" w:cs="Times New Roman"/>
-          <w:color w:val="211D1E"/>
-        </w:rPr>
-        <w:t xml:space="preserve"> }}</w:t>
+        <w:t>{{ landlords[0].address.block() }}</w:t>
       </w:r>
     </w:p>
     <w:p>
@@ -452,57 +388,9 @@
         </w:rPr>
       </w:pPr>
       <w:r>
-        <w:rPr>
-          <w:rFonts w:ascii="Times New Roman" w:hAnsi="Times New Roman" w:cs="Times New Roman"/>
-          <w:color w:val="211D1E"/>
-        </w:rPr>
-        <w:t xml:space="preserve">{{ </w:t>
-      </w:r>
-      <w:proofErr w:type="spellStart"/>
-      <w:r>
-        <w:rPr>
-          <w:rFonts w:ascii="Times New Roman" w:hAnsi="Times New Roman" w:cs="Times New Roman"/>
-          <w:color w:val="211D1E"/>
-        </w:rPr>
-        <w:t>request</w:t>
-      </w:r>
-      <w:r>
-        <w:rPr>
-          <w:rFonts w:ascii="Times New Roman" w:hAnsi="Times New Roman" w:cs="Times New Roman"/>
-          <w:color w:val="211D1E"/>
-        </w:rPr>
-        <w:t>_</w:t>
-      </w:r>
-      <w:r>
-        <w:rPr>
-          <w:rFonts w:ascii="Times New Roman" w:hAnsi="Times New Roman" w:cs="Times New Roman"/>
-          <w:color w:val="211D1E"/>
-        </w:rPr>
-        <w:t>body</w:t>
-      </w:r>
-      <w:proofErr w:type="spellEnd"/>
-      <w:r>
-        <w:rPr>
-          <w:rFonts w:ascii="Times New Roman" w:hAnsi="Times New Roman" w:cs="Times New Roman"/>
-          <w:color w:val="211D1E"/>
-        </w:rPr>
-        <w:t xml:space="preserve"> }}</w:t>
-      </w:r>
-      <w:r>
-        <w:rPr>
-          <w:rFonts w:ascii="Times New Roman" w:hAnsi="Times New Roman" w:cs="Times New Roman"/>
-          <w:color w:val="211D1E"/>
-        </w:rPr>
-        <w:t xml:space="preserve">According to the Fair Housing Act Amendments Sec. 804 (42 U.S.C. 3604) (f)(3)(B), </w:t>
-      </w:r>
-      <w:r>
-        <w:rPr>
-          <w:rFonts w:ascii="Times New Roman" w:hAnsi="Times New Roman" w:cs="Times New Roman"/>
-          <w:i/>
-          <w:iCs/>
-          <w:color w:val="211D1E"/>
-        </w:rPr>
-        <w:t xml:space="preserve">(3) For purposes of this subsection, discrimination includes-- (B) a refusal to make reasonable accommodations in rules, policies, practices, or services, when such accommodations may be necessary to afford such person equal opportunity to use and enjoy a dwelling. </w:t>
+        <w:t>{{ request_body }}</w:t>
+        <w:br/>
+        <w:t xml:space="preserve">According to the Fair Housing Act Amendments Sec. 804 (42 U.S.C. 3604) (f)(3)(B), (3) For purposes of this subsection, discrimination includes-- (B) a refusal to make reasonable accommodations in rules, policies, practices, or services, when such accommodations may be necessary to afford such person equal opportunity to use and enjoy a dwelling. </w:t>
       </w:r>
     </w:p>
     <w:p>
@@ -564,11 +452,7 @@
         </w:rPr>
       </w:pPr>
       <w:r>
-        <w:rPr>
-          <w:rFonts w:ascii="Times New Roman" w:hAnsi="Times New Roman" w:cs="Times New Roman"/>
-          <w:color w:val="211D1E"/>
-        </w:rPr>
-        <w:t xml:space="preserve">Please respond in writing to my request within ten days from the date of this letter. I look forward to your response and appreciate your attention to this critical matter. </w:t>
+        <w:t xml:space="preserve">Please respond in writing to my request within 10 days from the date of this letter. I look forward to your response and appreciate your attention to this critical matter. </w:t>
       </w:r>
     </w:p>
     <w:p>
@@ -657,51 +541,9 @@
         </w:rPr>
       </w:pPr>
       <w:r>
-        <w:rPr>
-          <w:rFonts w:ascii="Times New Roman" w:hAnsi="Times New Roman" w:cs="Times New Roman"/>
-          <w:color w:val="211D1E"/>
-        </w:rPr>
-        <w:t>{{ users[0].</w:t>
-      </w:r>
-      <w:proofErr w:type="spellStart"/>
-      <w:r>
-        <w:rPr>
-          <w:rFonts w:ascii="Times New Roman" w:hAnsi="Times New Roman" w:cs="Times New Roman"/>
-          <w:color w:val="211D1E"/>
-        </w:rPr>
-        <w:t>name.full</w:t>
-      </w:r>
-      <w:proofErr w:type="spellEnd"/>
-      <w:r>
-        <w:rPr>
-          <w:rFonts w:ascii="Times New Roman" w:hAnsi="Times New Roman" w:cs="Times New Roman"/>
-          <w:color w:val="211D1E"/>
-        </w:rPr>
-        <w:t>() }}</w:t>
-      </w:r>
-      <w:r>
-        <w:rPr>
-          <w:rFonts w:ascii="Times New Roman" w:hAnsi="Times New Roman" w:cs="Times New Roman"/>
-          <w:color w:val="211D1E"/>
-        </w:rPr>
+        <w:t>{{ users[0].name.full() }}</w:t>
         <w:br/>
-        <w:t>{{ users[0].</w:t>
-      </w:r>
-      <w:proofErr w:type="spellStart"/>
-      <w:r>
-        <w:rPr>
-          <w:rFonts w:ascii="Times New Roman" w:hAnsi="Times New Roman" w:cs="Times New Roman"/>
-          <w:color w:val="211D1E"/>
-        </w:rPr>
-        <w:t>phone_number</w:t>
-      </w:r>
-      <w:proofErr w:type="spellEnd"/>
-      <w:r>
-        <w:rPr>
-          <w:rFonts w:ascii="Times New Roman" w:hAnsi="Times New Roman" w:cs="Times New Roman"/>
-          <w:color w:val="211D1E"/>
-        </w:rPr>
-        <w:t xml:space="preserve"> }}</w:t>
+        <w:t>Phone: {{ users[0].phone_number }}</w:t>
       </w:r>
     </w:p>
     <w:sectPr>
